--- a/docs/showcase/thesis-review.docx
+++ b/docs/showcase/thesis-review.docx
@@ -2993,6 +2993,18 @@
     <w:sectPr>
       <w:headerReference w:type="default" r:id="rId7"/>
       <w:headerReference w:type="first" r:id="rId8"/>
+      <w:footnotePr>
+        <w:pos w:val="pageBottom"/>
+        <w:numFmt w:val="decimal"/>
+        <w:numStart w:val="1"/>
+        <w:numRestart w:val="continuous"/>
+      </w:footnotePr>
+      <w:endnotePr>
+        <w:pos w:val="docEnd"/>
+        <w:numFmt w:val="lowerRoman"/>
+        <w:numStart w:val="1"/>
+        <w:numRestart w:val="continuous"/>
+      </w:endnotePr>
       <w:pgSz w:w="11906" w:h="16838" w:orient="portrait"/>
       <w:pgMar w:top="1417" w:right="1417" w:bottom="1417" w:left="1417" w:header="850" w:footer="850" w:gutter="0"/>
       <w:pgNumType/>
@@ -3196,6 +3208,7 @@
       <w:fldChar w:fldCharType="begin"/>
       <w:instrText xml:space="preserve">PAGE</w:instrText>
       <w:fldChar w:fldCharType="separate"/>
+      <w:t>1</w:t>
       <w:fldChar w:fldCharType="end"/>
     </w:r>
   </w:p>
@@ -3463,12 +3476,12 @@
     <w:next w:val="Normal"/>
     <w:qFormat/>
     <w:pPr>
+      <w:keepNext/>
       <w:numPr>
         <w:ilvl w:val="0"/>
         <w:numId w:val="3"/>
       </w:numPr>
-      <w:keepNext/>
-      <w:spacing w:after="360" w:before="0" w:line="240" w:lineRule="auto"/>
+      <w:spacing w:after="360" w:before="0"/>
     </w:pPr>
     <w:rPr>
       <w:kern w:val="1"/>
@@ -3482,11 +3495,11 @@
     <w:next w:val="Normal"/>
     <w:qFormat/>
     <w:pPr>
+      <w:keepNext/>
       <w:numPr>
         <w:ilvl w:val="1"/>
         <w:numId w:val="3"/>
       </w:numPr>
-      <w:keepNext/>
     </w:pPr>
     <w:rPr>
       <w:kern w:val="1"/>
@@ -3500,11 +3513,11 @@
     <w:next w:val="Normal"/>
     <w:qFormat/>
     <w:pPr>
+      <w:keepNext/>
       <w:numPr>
         <w:ilvl w:val="2"/>
         <w:numId w:val="3"/>
       </w:numPr>
-      <w:keepNext/>
     </w:pPr>
     <w:rPr>
       <w:kern w:val="1"/>
@@ -3518,11 +3531,11 @@
     <w:next w:val="Normal"/>
     <w:qFormat/>
     <w:pPr>
+      <w:keepNext/>
       <w:numPr>
         <w:ilvl w:val="3"/>
         <w:numId w:val="3"/>
       </w:numPr>
-      <w:keepNext/>
     </w:pPr>
     <w:rPr>
       <w:i/>
@@ -3538,11 +3551,11 @@
     <w:next w:val="Normal"/>
     <w:qFormat/>
     <w:pPr>
+      <w:keepNext/>
       <w:numPr>
         <w:ilvl w:val="4"/>
         <w:numId w:val="3"/>
       </w:numPr>
-      <w:keepNext/>
     </w:pPr>
     <w:rPr>
       <w:kern w:val="1"/>
@@ -3556,11 +3569,11 @@
     <w:next w:val="Normal"/>
     <w:qFormat/>
     <w:pPr>
+      <w:keepNext/>
       <w:numPr>
         <w:ilvl w:val="5"/>
         <w:numId w:val="3"/>
       </w:numPr>
-      <w:keepNext/>
     </w:pPr>
     <w:rPr>
       <w:i/>
@@ -3671,8 +3684,8 @@
       <w:szCs w:val="20"/>
     </w:rPr>
   </w:style>
-  <w:style w:type="paragraph" w:styleId="Normal">
-    <w:name w:val="Standard"/>
+  <w:style w:type="paragraph" w:default="1" w:styleId="Normal">
+    <w:name w:val="Normal"/>
     <w:qFormat/>
     <w:pPr>
       <w:spacing w:after="120" w:line="276" w:lineRule="auto"/>
@@ -3691,7 +3704,7 @@
     <w:next w:val="Normal"/>
     <w:qFormat/>
     <w:pPr>
-      <w:spacing w:after="120" w:before="240" w:line="240" w:lineRule="auto"/>
+      <w:spacing w:after="120" w:before="240"/>
     </w:pPr>
     <w:rPr>
       <w:rFonts w:ascii="Arial" w:cs="Arial" w:eastAsia="Arial" w:hAnsi="Arial"/>
@@ -3706,11 +3719,11 @@
     <w:next w:val="Normal"/>
     <w:qFormat/>
     <w:pPr>
+      <w:keepNext/>
       <w:numPr>
         <w:ilvl w:val="6"/>
         <w:numId w:val="3"/>
       </w:numPr>
-      <w:keepNext/>
     </w:pPr>
     <w:rPr>
       <w:kern w:val="1"/>
@@ -3724,11 +3737,11 @@
     <w:next w:val="Normal"/>
     <w:qFormat/>
     <w:pPr>
+      <w:keepNext/>
       <w:numPr>
         <w:ilvl w:val="7"/>
         <w:numId w:val="3"/>
       </w:numPr>
-      <w:keepNext/>
     </w:pPr>
     <w:rPr>
       <w:i/>
@@ -3744,11 +3757,11 @@
     <w:next w:val="Normal"/>
     <w:qFormat/>
     <w:pPr>
+      <w:keepNext/>
       <w:numPr>
         <w:ilvl w:val="8"/>
         <w:numId w:val="3"/>
       </w:numPr>
-      <w:keepNext/>
     </w:pPr>
     <w:rPr>
       <w:kern w:val="1"/>
@@ -3792,7 +3805,7 @@
     <w:next w:val="Normal"/>
     <w:qFormat/>
     <w:pPr>
-      <w:spacing w:after="280" w:line="240" w:lineRule="auto"/>
+      <w:spacing w:after="280"/>
       <w:ind w:left="567"/>
     </w:pPr>
     <w:rPr>
@@ -3805,7 +3818,7 @@
     <w:next w:val="Caption"/>
     <w:qFormat/>
     <w:pPr>
-      <w:spacing w:after="120" w:before="120" w:line="240" w:lineRule="auto"/>
+      <w:spacing w:after="120" w:before="120"/>
     </w:pPr>
     <w:rPr>
       <w:i/>
@@ -3821,7 +3834,7 @@
     <w:next w:val="Normal"/>
     <w:qFormat/>
     <w:pPr>
-      <w:spacing w:after="240" w:line="240" w:lineRule="auto"/>
+      <w:spacing w:after="240"/>
     </w:pPr>
     <w:rPr>
       <w:kern w:val="1"/>
